--- a/docs/files/f15_文雪_山东大学_公牛集团_精益管理岗-慈溪（2027届）（精益管理）.docx
+++ b/docs/files/f15_文雪_山东大学_公牛集团_精益管理岗-慈溪（2027届）（精益管理）.docx
@@ -411,133 +411,11 @@
             </w:pPr>
             <w:r>
               <w:rPr>
-                <w:rFonts w:ascii="Times New Roman" w:eastAsia="宋体" w:hAnsi="Times New Roman" w:cs="宋体"/>
-                <w:b/>
-                <w:bCs/>
-                <w:sz w:val="21"/>
-              </w:rPr>
-            </w:r>
-            <w:r>
-              <w:rPr>
-                <w:rFonts w:ascii="Times New Roman" w:eastAsia="宋体" w:hAnsi="Times New Roman" w:cs="宋体"/>
-                <w:sz w:val="21"/>
-              </w:rPr>
-            </w:r>
-            <w:r>
-              <w:rPr>
-                <w:rFonts w:ascii="Times New Roman" w:eastAsia="宋体" w:hAnsi="Times New Roman" w:cs="宋体"/>
-                <w:sz w:val="21"/>
-              </w:rPr>
-            </w:r>
-            <w:r>
-              <w:rPr>
-                <w:rFonts w:ascii="Times New Roman" w:eastAsia="宋体" w:hAnsi="Times New Roman" w:cs="宋体"/>
-                <w:sz w:val="21"/>
-              </w:rPr>
-            </w:r>
-            <w:r>
-              <w:rPr>
-                <w:rFonts w:ascii="Times New Roman" w:eastAsia="宋体" w:hAnsi="Times New Roman" w:cs="宋体"/>
-                <w:sz w:val="21"/>
-              </w:rPr>
-            </w:r>
-            <w:r>
-              <w:rPr>
-                <w:rFonts w:ascii="Times New Roman" w:eastAsia="宋体" w:hAnsi="Times New Roman" w:cs="宋体"/>
-                <w:sz w:val="21"/>
-              </w:rPr>
-            </w:r>
-            <w:r>
-              <w:rPr>
-                <w:rFonts w:ascii="Times New Roman" w:eastAsia="宋体" w:hAnsi="Times New Roman" w:cs="宋体"/>
-                <w:sz w:val="21"/>
-              </w:rPr>
-            </w:r>
-            <w:r>
-              <w:rPr>
-                <w:rFonts w:ascii="Times New Roman" w:eastAsia="宋体" w:hAnsi="Times New Roman" w:cs="宋体"/>
-                <w:sz w:val="21"/>
-              </w:rPr>
-            </w:r>
-            <w:r>
-              <w:rPr>
-                <w:rFonts w:ascii="Times New Roman" w:eastAsia="宋体" w:hAnsi="Times New Roman" w:cs="宋体"/>
-                <w:sz w:val="21"/>
-              </w:rPr>
-            </w:r>
-            <w:r>
-              <w:rPr>
-                <w:rFonts w:ascii="Times New Roman" w:eastAsia="宋体" w:hAnsi="Times New Roman" w:cs="宋体"/>
-                <w:sz w:val="21"/>
-              </w:rPr>
-            </w:r>
-            <w:r>
-              <w:rPr>
-                <w:rFonts w:ascii="Times New Roman" w:eastAsia="宋体" w:hAnsi="Times New Roman" w:cs="宋体"/>
-                <w:sz w:val="21"/>
-              </w:rPr>
-            </w:r>
-            <w:r>
-              <w:rPr>
-                <w:rFonts w:ascii="Times New Roman" w:eastAsia="宋体" w:hAnsi="Times New Roman" w:cs="宋体"/>
-                <w:sz w:val="21"/>
-              </w:rPr>
-            </w:r>
-            <w:r>
-              <w:rPr>
-                <w:rFonts w:ascii="Times New Roman" w:eastAsia="宋体" w:hAnsi="Times New Roman" w:cs="宋体"/>
-                <w:sz w:val="21"/>
-              </w:rPr>
-            </w:r>
-            <w:r>
-              <w:rPr>
-                <w:rFonts w:ascii="Times New Roman" w:eastAsia="宋体" w:hAnsi="Times New Roman" w:cs="宋体"/>
-                <w:sz w:val="21"/>
-              </w:rPr>
-            </w:r>
-            <w:r>
-              <w:rPr>
-                <w:rFonts w:ascii="Times New Roman" w:eastAsia="宋体" w:hAnsi="Times New Roman" w:cs="宋体"/>
-                <w:sz w:val="21"/>
-              </w:rPr>
-            </w:r>
-            <w:r>
-              <w:rPr>
-                <w:rFonts w:ascii="Times New Roman" w:eastAsia="宋体" w:hAnsi="Times New Roman" w:cs="宋体"/>
-                <w:sz w:val="21"/>
-              </w:rPr>
-            </w:r>
-            <w:r>
-              <w:rPr>
-                <w:rFonts w:ascii="Times New Roman" w:eastAsia="宋体" w:hAnsi="Times New Roman" w:cs="宋体"/>
-                <w:sz w:val="21"/>
-              </w:rPr>
-            </w:r>
-            <w:r>
-              <w:rPr>
-                <w:rFonts w:ascii="Times New Roman" w:eastAsia="宋体" w:hAnsi="Times New Roman" w:cs="宋体"/>
-                <w:sz w:val="21"/>
-              </w:rPr>
-            </w:r>
-            <w:r>
-              <w:rPr>
-                <w:rFonts w:ascii="Times New Roman" w:eastAsia="宋体" w:hAnsi="Times New Roman" w:cs="宋体"/>
-                <w:sz w:val="21"/>
-              </w:rPr>
-            </w:r>
-            <w:r>
-              <w:rPr>
-                <w:rFonts w:ascii="Times New Roman" w:eastAsia="宋体" w:hAnsi="Times New Roman" w:cs="宋体"/>
-                <w:sz w:val="21"/>
-              </w:rPr>
-            </w:r>
-            <w:r>
-              <w:rPr>
                 <w:rFonts w:ascii="Times New Roman" w:hAnsi="Times New Roman" w:eastAsia="宋体"/>
                 <w:b/>
                 <w:sz w:val="21"/>
               </w:rPr>
-              <w:t>个人优势：</w:t>
+              <w:t xml:space="preserve">个人优势：</w:t>
             </w:r>
             <w:r>
               <w:rPr>
@@ -545,7 +423,7 @@
                 <w:b w:val="0"/>
                 <w:sz w:val="21"/>
               </w:rPr>
-              <w:t>流程优化：社区团购项目设计弹性布局方案，用Python测算总成本降低18.7%、配送时长缩短22.3%；成本管控：瑞幸门店落实"日盘+效期预警"机制，任职期间无重大盘点差异，库存账实一致；执行落地：3个月项目助理统筹200+份材料全流程，三级校验零差错，擅长流程标准化与SOP沉淀；数据敏感：Python/R/SPSS处理4.5万+条数据，用数据识别改善点与瓶颈</w:t>
+              <w:t xml:space="preserve">流程优化：社区团购项目设计弹性布局方案，用Python测算总成本降低18.7%、配送时长缩短22.3%；成本管控：瑞幸门店参与日常盘点与效期检查，临期原料及时报损，任职期间无重大盘点差异；执行落地：3个月项目助理统筹200+份材料全流程，三级校验零差错，擅长流程标准化与SOP沉淀；数据敏感：Python/R/SPSS处理4.5万+条数据，用数据识别改善点与瓶颈</w:t>
             </w:r>
           </w:p>
         </w:tc>
@@ -1834,7 +1712,7 @@
                 <w:b w:val="0"/>
                 <w:sz w:val="21"/>
               </w:rPr>
-              <w:t>库存改善：负责门店数十种原辅料补货申请、入库核对与日常盘点，落实"日盘+效期预警"机制，保持库存账实一致，任职期间无重大盘点差异</w:t>
+              <w:t>盘点与效期：参与数十种原辅料日常盘点，协助检查效期，临期原料及时报损，任职期间无重大盘点差异</w:t>
             </w:r>
           </w:p>
           <w:p>
@@ -1861,7 +1739,7 @@
                 <w:b w:val="0"/>
                 <w:sz w:val="21"/>
               </w:rPr>
-              <w:t>需求匹配：根据销售消耗规律制定每日解冻备货计划，精准匹配需求与备货量，降低物料损耗与缺货风险</w:t>
+              <w:t>补货协同：根据当天销售与消耗情况提醒补充常用原料，协助保持门店物料供应顺畅</w:t>
             </w:r>
           </w:p>
         </w:tc>
